--- a/entrega/Muuvelo_ABP_Unidad2.docx
+++ b/entrega/Muuvelo_ABP_Unidad2.docx
@@ -2012,7 +2012,7 @@
         </w:rPr>
         <w:t xml:space="preserve">Repositorio: </w:t>
       </w:r>
-      <w:hyperlink w:history="1" r:id="rId2lodbbxqatwq-kbraw6be">
+      <w:hyperlink w:history="1" r:id="rIdvffhvqcsgylw3eos96avx">
         <w:r>
           <w:rPr>
             <w:rFonts w:ascii="Arial" w:cs="Arial" w:eastAsia="Arial" w:hAnsi="Arial"/>
